--- a/tmp/pdfs/Recreation/Copy of Recreation_ The Story Behind the Criterion.docx
+++ b/tmp/pdfs/Recreation/Copy of Recreation_ The Story Behind the Criterion.docx
@@ -230,7 +230,7 @@
     </w:p>
     <w:sdt>
       <w:sdtPr>
-        <w:id w:val="1473376945"/>
+        <w:id w:val="-2077000875"/>
         <w:docPartObj>
           <w:docPartGallery w:val="Table of Contents"/>
           <w:docPartUnique w:val="1"/>
@@ -1354,12 +1354,12 @@
           <wp:inline distB="114300" distT="114300" distL="114300" distR="114300">
             <wp:extent cx="4762500" cy="5557616"/>
             <wp:effectExtent b="0" l="0" r="0" t="0"/>
-            <wp:docPr id="3" name="image3.gif"/>
+            <wp:docPr id="3" name="image5.gif"/>
             <a:graphic>
               <a:graphicData uri="http://schemas.openxmlformats.org/drawingml/2006/picture">
                 <pic:pic>
                   <pic:nvPicPr>
-                    <pic:cNvPr id="0" name="image3.gif"/>
+                    <pic:cNvPr id="0" name="image5.gif"/>
                     <pic:cNvPicPr preferRelativeResize="0"/>
                   </pic:nvPicPr>
                   <pic:blipFill>
@@ -1650,12 +1650,12 @@
           <wp:inline distB="114300" distT="114300" distL="114300" distR="114300">
             <wp:extent cx="5943600" cy="5613400"/>
             <wp:effectExtent b="0" l="0" r="0" t="0"/>
-            <wp:docPr id="5" name="image2.png"/>
+            <wp:docPr id="5" name="image1.png"/>
             <a:graphic>
               <a:graphicData uri="http://schemas.openxmlformats.org/drawingml/2006/picture">
                 <pic:pic>
                   <pic:nvPicPr>
-                    <pic:cNvPr id="0" name="image2.png"/>
+                    <pic:cNvPr id="0" name="image1.png"/>
                     <pic:cNvPicPr preferRelativeResize="0"/>
                   </pic:nvPicPr>
                   <pic:blipFill>
@@ -2041,12 +2041,12 @@
           <wp:inline distB="114300" distT="114300" distL="114300" distR="114300">
             <wp:extent cx="4195763" cy="5352287"/>
             <wp:effectExtent b="0" l="0" r="0" t="0"/>
-            <wp:docPr id="4" name="image4.png"/>
+            <wp:docPr id="4" name="image3.png"/>
             <a:graphic>
               <a:graphicData uri="http://schemas.openxmlformats.org/drawingml/2006/picture">
                 <pic:pic>
                   <pic:nvPicPr>
-                    <pic:cNvPr id="0" name="image4.png"/>
+                    <pic:cNvPr id="0" name="image3.png"/>
                     <pic:cNvPicPr preferRelativeResize="0"/>
                   </pic:nvPicPr>
                   <pic:blipFill>
@@ -3139,12 +3139,12 @@
           <wp:inline distB="114300" distT="114300" distL="114300" distR="114300">
             <wp:extent cx="5943600" cy="3822700"/>
             <wp:effectExtent b="0" l="0" r="0" t="0"/>
-            <wp:docPr id="2" name="image5.png"/>
+            <wp:docPr id="2" name="image4.png"/>
             <a:graphic>
               <a:graphicData uri="http://schemas.openxmlformats.org/drawingml/2006/picture">
                 <pic:pic>
                   <pic:nvPicPr>
-                    <pic:cNvPr id="0" name="image5.png"/>
+                    <pic:cNvPr id="0" name="image4.png"/>
                     <pic:cNvPicPr preferRelativeResize="0"/>
                   </pic:nvPicPr>
                   <pic:blipFill>
@@ -13419,12 +13419,12 @@
         <wp:inline distB="114300" distT="114300" distL="114300" distR="114300">
           <wp:extent cx="916627" cy="452438"/>
           <wp:effectExtent b="0" l="0" r="0" t="0"/>
-          <wp:docPr id="1" name="image1.png"/>
+          <wp:docPr id="1" name="image2.png"/>
           <a:graphic>
             <a:graphicData uri="http://schemas.openxmlformats.org/drawingml/2006/picture">
               <pic:pic>
                 <pic:nvPicPr>
-                  <pic:cNvPr id="0" name="image1.png"/>
+                  <pic:cNvPr id="0" name="image2.png"/>
                   <pic:cNvPicPr preferRelativeResize="0"/>
                 </pic:nvPicPr>
                 <pic:blipFill>
@@ -14640,6 +14640,11 @@
       <w:sz w:val="30"/>
       <w:szCs w:val="30"/>
     </w:rPr>
+  </w:style>
+  <w:style w:type="paragraph" w:styleId="TableofFigures">
+    <w:name w:val="table of figures"/>
+    <w:basedOn w:val="Normal"/>
+    <w:next w:val="Normal"/>
   </w:style>
   <w:style w:type="table" w:styleId="Table1">
     <w:basedOn w:val="TableNormal"/>
